--- a/Physical Diagnosis 2 Exam 2/pd2-exam-2-study-guide.docx
+++ b/Physical Diagnosis 2 Exam 2/pd2-exam-2-study-guide.docx
@@ -10078,6 +10078,40 @@
     </w:p>
     <w:p>
       <w:pPr>
+        <w:spacing w:after="120"/>
+      </w:pPr>
+      <w:r>
+        <w:rPr>
+          <w:b w:val="0"/>
+          <w:i w:val="0"/>
+        </w:rPr>
+        <w:t>Also tested</w:t>
+      </w:r>
+    </w:p>
+    <w:p>
+      <w:pPr>
+        <w:pStyle w:val="ListBullet"/>
+        <w:spacing w:after="40"/>
+      </w:pPr>
+      <w:r>
+        <w:rPr>
+          <w:b/>
+          <w:i w:val="0"/>
+          <w:sz w:val="20"/>
+        </w:rPr>
+        <w:t>Murmur timing with the carotid.</w:t>
+      </w:r>
+      <w:r>
+        <w:rPr>
+          <w:b w:val="0"/>
+          <w:i w:val="0"/>
+          <w:sz w:val="20"/>
+        </w:rPr>
+        <w:t xml:space="preserve"> A systolic murmur falls between S1 and S2 and a diastolic one between S2 and S1; systolic murmurs match the carotid upstroke, giving an external marker.</w:t>
+      </w:r>
+    </w:p>
+    <w:p>
+      <w:pPr>
         <w:pStyle w:val="Heading3"/>
         <w:spacing w:before="200" w:after="100"/>
       </w:pPr>
@@ -16551,6 +16585,40 @@
     </w:p>
     <w:p>
       <w:pPr>
+        <w:spacing w:after="120"/>
+      </w:pPr>
+      <w:r>
+        <w:rPr>
+          <w:b w:val="0"/>
+          <w:i w:val="0"/>
+        </w:rPr>
+        <w:t>Also tested</w:t>
+      </w:r>
+    </w:p>
+    <w:p>
+      <w:pPr>
+        <w:pStyle w:val="ListBullet"/>
+        <w:spacing w:after="40"/>
+      </w:pPr>
+      <w:r>
+        <w:rPr>
+          <w:b/>
+          <w:i w:val="0"/>
+          <w:sz w:val="20"/>
+        </w:rPr>
+        <w:t>Standing quickly from squatting.</w:t>
+      </w:r>
+      <w:r>
+        <w:rPr>
+          <w:b w:val="0"/>
+          <w:i w:val="0"/>
+          <w:sz w:val="20"/>
+        </w:rPr>
+        <w:t xml:space="preserve"> Blood pools in the legs and preload falls, so less blood returns to the heart; the hypertrophic cardiomyopathy murmur becomes louder and the aortic stenosis murmur softer.</w:t>
+      </w:r>
+    </w:p>
+    <w:p>
+      <w:pPr>
         <w:pStyle w:val="Heading2"/>
         <w:spacing w:before="200" w:after="100"/>
       </w:pPr>
@@ -16621,6 +16689,40 @@
           <w:i w:val="0"/>
         </w:rPr>
         <w:t xml:space="preserve"> the carotid (if not done with the heart), the abdominal arteries and the femoral arteries.</w:t>
+      </w:r>
+    </w:p>
+    <w:p>
+      <w:pPr>
+        <w:spacing w:after="120"/>
+      </w:pPr>
+      <w:r>
+        <w:rPr>
+          <w:b w:val="0"/>
+          <w:i w:val="0"/>
+        </w:rPr>
+        <w:t>Also tested</w:t>
+      </w:r>
+    </w:p>
+    <w:p>
+      <w:pPr>
+        <w:pStyle w:val="ListBullet"/>
+        <w:spacing w:after="40"/>
+      </w:pPr>
+      <w:r>
+        <w:rPr>
+          <w:b/>
+          <w:i w:val="0"/>
+          <w:sz w:val="20"/>
+        </w:rPr>
+        <w:t>Allen test.</w:t>
+      </w:r>
+      <w:r>
+        <w:rPr>
+          <w:b w:val="0"/>
+          <w:i w:val="0"/>
+          <w:sz w:val="20"/>
+        </w:rPr>
+        <w:t xml:space="preserve"> The patient clenches the fist for thirty seconds with both arteries occluded. The fist is then opened and one artery released to watch the hand fill.</w:t>
       </w:r>
     </w:p>
     <w:p>

--- a/Physical Diagnosis 2 Exam 2/pd2-exam-2-study-guide.docx
+++ b/Physical Diagnosis 2 Exam 2/pd2-exam-2-study-guide.docx
@@ -4600,6 +4600,62 @@
     </w:p>
     <w:p>
       <w:pPr>
+        <w:spacing w:after="120"/>
+      </w:pPr>
+      <w:r>
+        <w:rPr>
+          <w:b w:val="0"/>
+          <w:i w:val="0"/>
+        </w:rPr>
+        <w:t>Also tested</w:t>
+      </w:r>
+    </w:p>
+    <w:p>
+      <w:pPr>
+        <w:pStyle w:val="ListBullet"/>
+        <w:spacing w:after="40"/>
+      </w:pPr>
+      <w:r>
+        <w:rPr>
+          <w:b/>
+          <w:i w:val="0"/>
+          <w:sz w:val="20"/>
+        </w:rPr>
+        <w:t>Valves during ventricular systole.</w:t>
+      </w:r>
+      <w:r>
+        <w:rPr>
+          <w:b w:val="0"/>
+          <w:i w:val="0"/>
+          <w:sz w:val="20"/>
+        </w:rPr>
+        <w:t xml:space="preserve"> The pulmonic and aortic valves are open, while the tricuspid and mitral valves are closed; the right ventricle pumps into the pulmonary arteries and the left into the aorta.</w:t>
+      </w:r>
+    </w:p>
+    <w:p>
+      <w:pPr>
+        <w:pStyle w:val="ListBullet"/>
+        <w:spacing w:after="40"/>
+      </w:pPr>
+      <w:r>
+        <w:rPr>
+          <w:b/>
+          <w:i w:val="0"/>
+          <w:sz w:val="20"/>
+        </w:rPr>
+        <w:t>S4 as a normal finding.</w:t>
+      </w:r>
+      <w:r>
+        <w:rPr>
+          <w:b w:val="0"/>
+          <w:i w:val="0"/>
+          <w:sz w:val="20"/>
+        </w:rPr>
+        <w:t xml:space="preserve"> S4 is considered normal in trained athletes and older populations; it is the mirror of S3, which is physiologic in the young and pathologic in the old, while S4 runs the other way.</w:t>
+      </w:r>
+    </w:p>
+    <w:p>
+      <w:pPr>
         <w:pStyle w:val="Heading3"/>
         <w:spacing w:before="200" w:after="100"/>
       </w:pPr>
@@ -9798,48 +9854,14 @@
     </w:p>
     <w:p>
       <w:pPr>
-        <w:pStyle w:val="Heading2"/>
-        <w:spacing w:before="200" w:after="100"/>
-      </w:pPr>
-      <w:r>
-        <w:rPr>
-          <w:rFonts w:ascii="Georgia" w:hAnsi="Georgia"/>
-          <w:color w:val="3A5A40"/>
-        </w:rPr>
-        <w:t>1.7 · Objective h — The physical characteristics of thrills and murmurs</w:t>
-      </w:r>
-    </w:p>
-    <w:p>
-      <w:pPr>
         <w:spacing w:after="120"/>
       </w:pPr>
       <w:r>
         <w:rPr>
-          <w:b/>
-          <w:i w:val="0"/>
-        </w:rPr>
-        <w:t>A murmur</w:t>
-      </w:r>
-      <w:r>
-        <w:rPr>
           <w:b w:val="0"/>
           <w:i w:val="0"/>
         </w:rPr>
-        <w:t xml:space="preserve"> is the sound of </w:t>
-      </w:r>
-      <w:r>
-        <w:rPr>
-          <w:b/>
-          <w:i w:val="0"/>
-        </w:rPr>
-        <w:t>turbulent blood flow over a heart valve</w:t>
-      </w:r>
-      <w:r>
-        <w:rPr>
-          <w:b w:val="0"/>
-          <w:i w:val="0"/>
-        </w:rPr>
-        <w:t xml:space="preserve"> — a “swoosh”. It results from:</w:t>
+        <w:t>Also tested</w:t>
       </w:r>
     </w:p>
     <w:p>
@@ -9849,27 +9871,19 @@
       </w:pPr>
       <w:r>
         <w:rPr>
+          <w:b/>
+          <w:i w:val="0"/>
+          <w:sz w:val="20"/>
+        </w:rPr>
+        <w:t>Use of the diaphragm.</w:t>
+      </w:r>
+      <w:r>
+        <w:rPr>
           <w:b w:val="0"/>
           <w:i w:val="0"/>
           <w:sz w:val="20"/>
         </w:rPr>
-        <w:t xml:space="preserve">Flow across a </w:t>
-      </w:r>
-      <w:r>
-        <w:rPr>
-          <w:b/>
-          <w:i w:val="0"/>
-          <w:sz w:val="20"/>
-        </w:rPr>
-        <w:t>partially obstructed</w:t>
-      </w:r>
-      <w:r>
-        <w:rPr>
-          <w:b w:val="0"/>
-          <w:i w:val="0"/>
-          <w:sz w:val="20"/>
-        </w:rPr>
-        <w:t xml:space="preserve"> valve</w:t>
+        <w:t xml:space="preserve"> The diaphragm is better for the high-pitched sounds, S1, S2 and rubs, and for the regurgitant murmurs too; it is pressed firmly and used to listen throughout the precordium.</w:t>
       </w:r>
     </w:p>
     <w:p>
@@ -9879,27 +9893,65 @@
       </w:pPr>
       <w:r>
         <w:rPr>
+          <w:b/>
+          <w:i w:val="0"/>
+          <w:sz w:val="20"/>
+        </w:rPr>
+        <w:t>Bell of the stethoscope.</w:t>
+      </w:r>
+      <w:r>
+        <w:rPr>
           <w:b w:val="0"/>
           <w:i w:val="0"/>
           <w:sz w:val="20"/>
         </w:rPr>
-        <w:t xml:space="preserve">Increased flow through a </w:t>
-      </w:r>
+        <w:t xml:space="preserve"> The bell is better for low-pitched sounds, such as S3, S4 and the murmur of mitral stenosis. It is applied lightly to the skin, ensuring no gaps, at the apex and moving medially along the lower sternal border.</w:t>
+      </w:r>
+    </w:p>
+    <w:p>
+      <w:pPr>
+        <w:pStyle w:val="Heading2"/>
+        <w:spacing w:before="200" w:after="100"/>
+      </w:pPr>
+      <w:r>
+        <w:rPr>
+          <w:rFonts w:ascii="Georgia" w:hAnsi="Georgia"/>
+          <w:color w:val="3A5A40"/>
+        </w:rPr>
+        <w:t>1.7 · Objective h — The physical characteristics of thrills and murmurs</w:t>
+      </w:r>
+    </w:p>
+    <w:p>
+      <w:pPr>
+        <w:spacing w:after="120"/>
+      </w:pPr>
       <w:r>
         <w:rPr>
           <w:b/>
           <w:i w:val="0"/>
-          <w:sz w:val="20"/>
-        </w:rPr>
-        <w:t>normal valve</w:t>
+        </w:rPr>
+        <w:t>A murmur</w:t>
       </w:r>
       <w:r>
         <w:rPr>
           <w:b w:val="0"/>
           <w:i w:val="0"/>
-          <w:sz w:val="20"/>
-        </w:rPr>
-        <w:t xml:space="preserve"> of a child</w:t>
+        </w:rPr>
+        <w:t xml:space="preserve"> is the sound of </w:t>
+      </w:r>
+      <w:r>
+        <w:rPr>
+          <w:b/>
+          <w:i w:val="0"/>
+        </w:rPr>
+        <w:t>turbulent blood flow over a heart valve</w:t>
+      </w:r>
+      <w:r>
+        <w:rPr>
+          <w:b w:val="0"/>
+          <w:i w:val="0"/>
+        </w:rPr>
+        <w:t xml:space="preserve"> — a “swoosh”. It results from:</w:t>
       </w:r>
     </w:p>
     <w:p>
@@ -9913,7 +9965,7 @@
           <w:i w:val="0"/>
           <w:sz w:val="20"/>
         </w:rPr>
-        <w:t xml:space="preserve">Ejection into a </w:t>
+        <w:t xml:space="preserve">Flow across a </w:t>
       </w:r>
       <w:r>
         <w:rPr>
@@ -9921,7 +9973,15 @@
           <w:i w:val="0"/>
           <w:sz w:val="20"/>
         </w:rPr>
-        <w:t>dilated chamber</w:t>
+        <w:t>partially obstructed</w:t>
+      </w:r>
+      <w:r>
+        <w:rPr>
+          <w:b w:val="0"/>
+          <w:i w:val="0"/>
+          <w:sz w:val="20"/>
+        </w:rPr>
+        <w:t xml:space="preserve"> valve</w:t>
       </w:r>
     </w:p>
     <w:p>
@@ -9931,11 +9991,19 @@
       </w:pPr>
       <w:r>
         <w:rPr>
+          <w:b w:val="0"/>
+          <w:i w:val="0"/>
+          <w:sz w:val="20"/>
+        </w:rPr>
+        <w:t xml:space="preserve">Increased flow through a </w:t>
+      </w:r>
+      <w:r>
+        <w:rPr>
           <w:b/>
           <w:i w:val="0"/>
           <w:sz w:val="20"/>
         </w:rPr>
-        <w:t>Regurgitant</w:t>
+        <w:t>normal valve</w:t>
       </w:r>
       <w:r>
         <w:rPr>
@@ -9943,7 +10011,7 @@
           <w:i w:val="0"/>
           <w:sz w:val="20"/>
         </w:rPr>
-        <w:t xml:space="preserve"> flow across an incompetent valve</w:t>
+        <w:t xml:space="preserve"> of a child</w:t>
       </w:r>
     </w:p>
     <w:p>
@@ -9953,139 +10021,19 @@
       </w:pPr>
       <w:r>
         <w:rPr>
+          <w:b w:val="0"/>
+          <w:i w:val="0"/>
+          <w:sz w:val="20"/>
+        </w:rPr>
+        <w:t xml:space="preserve">Ejection into a </w:t>
+      </w:r>
+      <w:r>
+        <w:rPr>
           <w:b/>
           <w:i w:val="0"/>
           <w:sz w:val="20"/>
         </w:rPr>
-        <w:t>Abnormal shunting</w:t>
-      </w:r>
-      <w:r>
-        <w:rPr>
-          <w:b w:val="0"/>
-          <w:i w:val="0"/>
-          <w:sz w:val="20"/>
-        </w:rPr>
-        <w:t xml:space="preserve"> of blood from one chamber to a lower pressure chamber</w:t>
-      </w:r>
-    </w:p>
-    <w:p>
-      <w:pPr>
-        <w:spacing w:after="120"/>
-      </w:pPr>
-      <w:r>
-        <w:rPr>
-          <w:b/>
-          <w:i w:val="0"/>
-        </w:rPr>
-        <w:t>A thrill</w:t>
-      </w:r>
-      <w:r>
-        <w:rPr>
-          <w:b w:val="0"/>
-          <w:i w:val="0"/>
-        </w:rPr>
-        <w:t xml:space="preserve"> is the vibration or buzzing sensation a murmur produces, felt with the </w:t>
-      </w:r>
-      <w:r>
-        <w:rPr>
-          <w:b/>
-          <w:i w:val="0"/>
-        </w:rPr>
-        <w:t>balls of the hand</w:t>
-      </w:r>
-      <w:r>
-        <w:rPr>
-          <w:b w:val="0"/>
-          <w:i w:val="0"/>
-        </w:rPr>
-        <w:t xml:space="preserve"> pressed against the chest wall, held still — most easily in the position that accentuates the murmur. A murmur is heard; a thrill is felt. And the vessel equivalent of a murmur is a </w:t>
-      </w:r>
-      <w:r>
-        <w:rPr>
-          <w:b/>
-          <w:i w:val="0"/>
-        </w:rPr>
-        <w:t>bruit</w:t>
-      </w:r>
-      <w:r>
-        <w:rPr>
-          <w:b w:val="0"/>
-          <w:i w:val="0"/>
-        </w:rPr>
-        <w:t xml:space="preserve">: </w:t>
-      </w:r>
-      <w:r>
-        <w:rPr>
-          <w:b w:val="0"/>
-          <w:i/>
-        </w:rPr>
-        <w:t>“a murmur is to a heart valve as a bruit is to a vessel”</w:t>
-      </w:r>
-      <w:r>
-        <w:rPr>
-          <w:b w:val="0"/>
-          <w:i w:val="0"/>
-        </w:rPr>
-        <w:t>.</w:t>
-      </w:r>
-    </w:p>
-    <w:p>
-      <w:pPr>
-        <w:spacing w:after="120"/>
-      </w:pPr>
-      <w:r>
-        <w:rPr>
-          <w:b/>
-          <w:i w:val="0"/>
-        </w:rPr>
-        <w:t>Where to feel a real thrill:</w:t>
-      </w:r>
-      <w:r>
-        <w:rPr>
-          <w:b w:val="0"/>
-          <w:i w:val="0"/>
-        </w:rPr>
-        <w:t xml:space="preserve"> she recommended palpating a dialysis patient’s </w:t>
-      </w:r>
-      <w:r>
-        <w:rPr>
-          <w:b/>
-          <w:i w:val="0"/>
-        </w:rPr>
-        <w:t>arteriovenous fistula</w:t>
-      </w:r>
-      <w:r>
-        <w:rPr>
-          <w:b w:val="0"/>
-          <w:i w:val="0"/>
-        </w:rPr>
-        <w:t xml:space="preserve"> (part 2, 51:21–52:11, both transcripts) — </w:t>
-      </w:r>
-      <w:r>
-        <w:rPr>
-          <w:b w:val="0"/>
-          <w:i/>
-        </w:rPr>
-        <w:t>“that is a thrill, that is what a thrill feels like”</w:t>
-      </w:r>
-      <w:r>
-        <w:rPr>
-          <w:b w:val="0"/>
-          <w:i w:val="0"/>
-        </w:rPr>
-        <w:t xml:space="preserve"> — and if the rumble is absent, tell the nurse, because the fistula may be occluded.</w:t>
-      </w:r>
-    </w:p>
-    <w:p>
-      <w:pPr>
-        <w:spacing w:after="120"/>
-      </w:pPr>
-      <w:r>
-        <w:rPr>
-          <w:b w:val="0"/>
-          <w:i w:val="0"/>
-        </w:rPr>
-        <w:t>Also tested</w:t>
+        <w:t>dilated chamber</w:t>
       </w:r>
     </w:p>
     <w:p>
@@ -10099,7 +10047,7 @@
           <w:i w:val="0"/>
           <w:sz w:val="20"/>
         </w:rPr>
-        <w:t>Murmur timing with the carotid.</w:t>
+        <w:t>Regurgitant</w:t>
       </w:r>
       <w:r>
         <w:rPr>
@@ -10107,7 +10055,193 @@
           <w:i w:val="0"/>
           <w:sz w:val="20"/>
         </w:rPr>
+        <w:t xml:space="preserve"> flow across an incompetent valve</w:t>
+      </w:r>
+    </w:p>
+    <w:p>
+      <w:pPr>
+        <w:pStyle w:val="ListBullet"/>
+        <w:spacing w:after="40"/>
+      </w:pPr>
+      <w:r>
+        <w:rPr>
+          <w:b/>
+          <w:i w:val="0"/>
+          <w:sz w:val="20"/>
+        </w:rPr>
+        <w:t>Abnormal shunting</w:t>
+      </w:r>
+      <w:r>
+        <w:rPr>
+          <w:b w:val="0"/>
+          <w:i w:val="0"/>
+          <w:sz w:val="20"/>
+        </w:rPr>
+        <w:t xml:space="preserve"> of blood from one chamber to a lower pressure chamber</w:t>
+      </w:r>
+    </w:p>
+    <w:p>
+      <w:pPr>
+        <w:spacing w:after="120"/>
+      </w:pPr>
+      <w:r>
+        <w:rPr>
+          <w:b/>
+          <w:i w:val="0"/>
+        </w:rPr>
+        <w:t>A thrill</w:t>
+      </w:r>
+      <w:r>
+        <w:rPr>
+          <w:b w:val="0"/>
+          <w:i w:val="0"/>
+        </w:rPr>
+        <w:t xml:space="preserve"> is the vibration or buzzing sensation a murmur produces, felt with the </w:t>
+      </w:r>
+      <w:r>
+        <w:rPr>
+          <w:b/>
+          <w:i w:val="0"/>
+        </w:rPr>
+        <w:t>balls of the hand</w:t>
+      </w:r>
+      <w:r>
+        <w:rPr>
+          <w:b w:val="0"/>
+          <w:i w:val="0"/>
+        </w:rPr>
+        <w:t xml:space="preserve"> pressed against the chest wall, held still — most easily in the position that accentuates the murmur. A murmur is heard; a thrill is felt. And the vessel equivalent of a murmur is a </w:t>
+      </w:r>
+      <w:r>
+        <w:rPr>
+          <w:b/>
+          <w:i w:val="0"/>
+        </w:rPr>
+        <w:t>bruit</w:t>
+      </w:r>
+      <w:r>
+        <w:rPr>
+          <w:b w:val="0"/>
+          <w:i w:val="0"/>
+        </w:rPr>
+        <w:t xml:space="preserve">: </w:t>
+      </w:r>
+      <w:r>
+        <w:rPr>
+          <w:b w:val="0"/>
+          <w:i/>
+        </w:rPr>
+        <w:t>“a murmur is to a heart valve as a bruit is to a vessel”</w:t>
+      </w:r>
+      <w:r>
+        <w:rPr>
+          <w:b w:val="0"/>
+          <w:i w:val="0"/>
+        </w:rPr>
+        <w:t>.</w:t>
+      </w:r>
+    </w:p>
+    <w:p>
+      <w:pPr>
+        <w:spacing w:after="120"/>
+      </w:pPr>
+      <w:r>
+        <w:rPr>
+          <w:b/>
+          <w:i w:val="0"/>
+        </w:rPr>
+        <w:t>Where to feel a real thrill:</w:t>
+      </w:r>
+      <w:r>
+        <w:rPr>
+          <w:b w:val="0"/>
+          <w:i w:val="0"/>
+        </w:rPr>
+        <w:t xml:space="preserve"> she recommended palpating a dialysis patient’s </w:t>
+      </w:r>
+      <w:r>
+        <w:rPr>
+          <w:b/>
+          <w:i w:val="0"/>
+        </w:rPr>
+        <w:t>arteriovenous fistula</w:t>
+      </w:r>
+      <w:r>
+        <w:rPr>
+          <w:b w:val="0"/>
+          <w:i w:val="0"/>
+        </w:rPr>
+        <w:t xml:space="preserve"> (part 2, 51:21–52:11, both transcripts) — </w:t>
+      </w:r>
+      <w:r>
+        <w:rPr>
+          <w:b w:val="0"/>
+          <w:i/>
+        </w:rPr>
+        <w:t>“that is a thrill, that is what a thrill feels like”</w:t>
+      </w:r>
+      <w:r>
+        <w:rPr>
+          <w:b w:val="0"/>
+          <w:i w:val="0"/>
+        </w:rPr>
+        <w:t xml:space="preserve"> — and if the rumble is absent, tell the nurse, because the fistula may be occluded.</w:t>
+      </w:r>
+    </w:p>
+    <w:p>
+      <w:pPr>
+        <w:spacing w:after="120"/>
+      </w:pPr>
+      <w:r>
+        <w:rPr>
+          <w:b w:val="0"/>
+          <w:i w:val="0"/>
+        </w:rPr>
+        <w:t>Also tested</w:t>
+      </w:r>
+    </w:p>
+    <w:p>
+      <w:pPr>
+        <w:pStyle w:val="ListBullet"/>
+        <w:spacing w:after="40"/>
+      </w:pPr>
+      <w:r>
+        <w:rPr>
+          <w:b/>
+          <w:i w:val="0"/>
+          <w:sz w:val="20"/>
+        </w:rPr>
+        <w:t>Murmur timing with the carotid.</w:t>
+      </w:r>
+      <w:r>
+        <w:rPr>
+          <w:b w:val="0"/>
+          <w:i w:val="0"/>
+          <w:sz w:val="20"/>
+        </w:rPr>
         <w:t xml:space="preserve"> A systolic murmur falls between S1 and S2 and a diastolic one between S2 and S1; systolic murmurs match the carotid upstroke, giving an external marker.</w:t>
+      </w:r>
+    </w:p>
+    <w:p>
+      <w:pPr>
+        <w:pStyle w:val="ListBullet"/>
+        <w:spacing w:after="40"/>
+      </w:pPr>
+      <w:r>
+        <w:rPr>
+          <w:b/>
+          <w:i w:val="0"/>
+          <w:sz w:val="20"/>
+        </w:rPr>
+        <w:t>Causes of a murmur.</w:t>
+      </w:r>
+      <w:r>
+        <w:rPr>
+          <w:b w:val="0"/>
+          <w:i w:val="0"/>
+          <w:sz w:val="20"/>
+        </w:rPr>
+        <w:t xml:space="preserve"> Ejection into a dilated chamber is a named cause, alongside flow across a partially obstructed valve, increased flow through a normal valve in a small child, regurgitant flow across an incompetent valve, and abnormal shunting to a lower pressure chamber.</w:t>
       </w:r>
     </w:p>
     <w:p>
@@ -12325,6 +12459,62 @@
     </w:p>
     <w:p>
       <w:pPr>
+        <w:spacing w:after="120"/>
+      </w:pPr>
+      <w:r>
+        <w:rPr>
+          <w:b w:val="0"/>
+          <w:i w:val="0"/>
+        </w:rPr>
+        <w:t>Also tested</w:t>
+      </w:r>
+    </w:p>
+    <w:p>
+      <w:pPr>
+        <w:pStyle w:val="ListBullet"/>
+        <w:spacing w:after="40"/>
+      </w:pPr>
+      <w:r>
+        <w:rPr>
+          <w:b/>
+          <w:i w:val="0"/>
+          <w:sz w:val="20"/>
+        </w:rPr>
+        <w:t>Pansystolic murmur.</w:t>
+      </w:r>
+      <w:r>
+        <w:rPr>
+          <w:b w:val="0"/>
+          <w:i w:val="0"/>
+          <w:sz w:val="20"/>
+        </w:rPr>
+        <w:t xml:space="preserve"> It begins with S1 and continues to S2, with something open through all of systole as blood flows from a high pressure chamber to a lower one through a structure that should be closed. All are pathologic.</w:t>
+      </w:r>
+    </w:p>
+    <w:p>
+      <w:pPr>
+        <w:pStyle w:val="ListBullet"/>
+        <w:spacing w:after="40"/>
+      </w:pPr>
+      <w:r>
+        <w:rPr>
+          <w:b/>
+          <w:i w:val="0"/>
+          <w:sz w:val="20"/>
+        </w:rPr>
+        <w:t>Mitral stenosis murmur.</w:t>
+      </w:r>
+      <w:r>
+        <w:rPr>
+          <w:b w:val="0"/>
+          <w:i w:val="0"/>
+          <w:sz w:val="20"/>
+        </w:rPr>
+        <w:t xml:space="preserve"> It is best heard with the bell at the apex, in the left lateral decubitus position: a low-pitched decrescendo rumble, mid to late diastolic, grade 1 to 4, with little or no radiation.</w:t>
+      </w:r>
+    </w:p>
+    <w:p>
+      <w:pPr>
         <w:pStyle w:val="Heading3"/>
         <w:spacing w:before="200" w:after="100"/>
       </w:pPr>
@@ -16723,6 +16913,28 @@
           <w:sz w:val="20"/>
         </w:rPr>
         <w:t xml:space="preserve"> The patient clenches the fist for thirty seconds with both arteries occluded. The fist is then opened and one artery released to watch the hand fill.</w:t>
+      </w:r>
+    </w:p>
+    <w:p>
+      <w:pPr>
+        <w:pStyle w:val="ListBullet"/>
+        <w:spacing w:after="40"/>
+      </w:pPr>
+      <w:r>
+        <w:rPr>
+          <w:b/>
+          <w:i w:val="0"/>
+          <w:sz w:val="20"/>
+        </w:rPr>
+        <w:t>Chronic venous insufficiency findings.</w:t>
+      </w:r>
+      <w:r>
+        <w:rPr>
+          <w:b w:val="0"/>
+          <w:i w:val="0"/>
+          <w:sz w:val="20"/>
+        </w:rPr>
+        <w:t xml:space="preserve"> There is no pain, normal temperature, and pitting edema, with hemosiderin staining, brown pigmentation, thickened skin, normal pulses, and gangrene rare or absent.</w:t>
       </w:r>
     </w:p>
     <w:p>

--- a/Physical Diagnosis 2 Exam 2/pd2-exam-2-study-guide.docx
+++ b/Physical Diagnosis 2 Exam 2/pd2-exam-2-study-guide.docx
@@ -4652,6 +4652,138 @@
           <w:sz w:val="20"/>
         </w:rPr>
         <w:t xml:space="preserve"> S4 is considered normal in trained athletes and older populations; it is the mirror of S3, which is physiologic in the young and pathologic in the old, while S4 runs the other way.</w:t>
+      </w:r>
+    </w:p>
+    <w:p>
+      <w:pPr>
+        <w:pStyle w:val="ListBullet"/>
+        <w:spacing w:after="40"/>
+      </w:pPr>
+      <w:r>
+        <w:rPr>
+          <w:b/>
+          <w:i w:val="0"/>
+          <w:sz w:val="20"/>
+        </w:rPr>
+        <w:t>Mid-systolic murmur with physiologic splitting of S2.</w:t>
+      </w:r>
+      <w:r>
+        <w:rPr>
+          <w:b w:val="0"/>
+          <w:i w:val="0"/>
+          <w:sz w:val="20"/>
+        </w:rPr>
+        <w:t xml:space="preserve"> The murmur sits in the middle of systole and the split of S2 comes and goes with breathing, which is physiologic.</w:t>
+      </w:r>
+    </w:p>
+    <w:p>
+      <w:pPr>
+        <w:pStyle w:val="ListBullet"/>
+        <w:spacing w:after="40"/>
+      </w:pPr>
+      <w:r>
+        <w:rPr>
+          <w:b/>
+          <w:i w:val="0"/>
+          <w:sz w:val="20"/>
+        </w:rPr>
+        <w:t>Mid-systolic murmur with pathologic splitting of S2.</w:t>
+      </w:r>
+      <w:r>
+        <w:rPr>
+          <w:b w:val="0"/>
+          <w:i w:val="0"/>
+          <w:sz w:val="20"/>
+        </w:rPr>
+        <w:t xml:space="preserve"> The murmur sits in the middle of systole and the split of S2 stays audible during expiration, which is pathologic and suggests heart disease.</w:t>
+      </w:r>
+    </w:p>
+    <w:p>
+      <w:pPr>
+        <w:pStyle w:val="ListBullet"/>
+        <w:spacing w:after="40"/>
+      </w:pPr>
+      <w:r>
+        <w:rPr>
+          <w:b/>
+          <w:i w:val="0"/>
+          <w:sz w:val="20"/>
+        </w:rPr>
+        <w:t>S3 gallop with a holosystolic murmur.</w:t>
+      </w:r>
+      <w:r>
+        <w:rPr>
+          <w:b w:val="0"/>
+          <w:i w:val="0"/>
+          <w:sz w:val="20"/>
+        </w:rPr>
+        <w:t xml:space="preserve"> An S3 after S2 (Ken-TUC-ky) with a murmur that fills systole fits volume overload from mitral regurgitation, which causes both.</w:t>
+      </w:r>
+    </w:p>
+    <w:p>
+      <w:pPr>
+        <w:pStyle w:val="ListBullet"/>
+        <w:spacing w:after="40"/>
+      </w:pPr>
+      <w:r>
+        <w:rPr>
+          <w:b/>
+          <w:i w:val="0"/>
+          <w:sz w:val="20"/>
+        </w:rPr>
+        <w:t>Ejection sound with a mid-systolic murmur.</w:t>
+      </w:r>
+      <w:r>
+        <w:rPr>
+          <w:b w:val="0"/>
+          <w:i w:val="0"/>
+          <w:sz w:val="20"/>
+        </w:rPr>
+        <w:t xml:space="preserve"> An ejection sound comes right after S1 and is high pitched; with a midsystolic murmur at the pulmonic area it fits pulmonic stenosis, which causes both.</w:t>
+      </w:r>
+    </w:p>
+    <w:p>
+      <w:pPr>
+        <w:pStyle w:val="ListBullet"/>
+        <w:spacing w:after="40"/>
+      </w:pPr>
+      <w:r>
+        <w:rPr>
+          <w:b/>
+          <w:i w:val="0"/>
+          <w:sz w:val="20"/>
+        </w:rPr>
+        <w:t>Opening snap, then a diastolic murmur.</w:t>
+      </w:r>
+      <w:r>
+        <w:rPr>
+          <w:b w:val="0"/>
+          <w:i w:val="0"/>
+          <w:sz w:val="20"/>
+        </w:rPr>
+        <w:t xml:space="preserve"> The snap of a stenotic mitral valve opening is followed by the low-pitched mid to late diastolic murmur of mitral stenosis, heard with the bell at the apex.</w:t>
+      </w:r>
+    </w:p>
+    <w:p>
+      <w:pPr>
+        <w:pStyle w:val="ListBullet"/>
+        <w:spacing w:after="40"/>
+      </w:pPr>
+      <w:r>
+        <w:rPr>
+          <w:b/>
+          <w:i w:val="0"/>
+          <w:sz w:val="20"/>
+        </w:rPr>
+        <w:t>S4 gallop with a mid-systolic murmur.</w:t>
+      </w:r>
+      <w:r>
+        <w:rPr>
+          <w:b w:val="0"/>
+          <w:i w:val="0"/>
+          <w:sz w:val="20"/>
+        </w:rPr>
+        <w:t xml:space="preserve"> The dull S4 just before S1 (Ten-nes-SEE) is followed by a murmur in the middle of systole; aortic stenosis and hypertrophic cardiomyopathy are causes of both.</w:t>
       </w:r>
     </w:p>
     <w:p>

--- a/Physical Diagnosis 2 Exam 2/pd2-exam-2-study-guide.docx
+++ b/Physical Diagnosis 2 Exam 2/pd2-exam-2-study-guide.docx
@@ -1949,7 +1949,7 @@
           <w:i w:val="0"/>
           <w:sz w:val="20"/>
         </w:rPr>
-        <w:t xml:space="preserve">Men and women with acute coronary syndrome present with the classic symptoms of </w:t>
+        <w:t xml:space="preserve">Men and women with acute coronary syndrome most often describe </w:t>
       </w:r>
       <w:r>
         <w:rPr>
@@ -1957,7 +1957,7 @@
           <w:i w:val="0"/>
           <w:sz w:val="20"/>
         </w:rPr>
-        <w:t>exertional angina</w:t>
+        <w:t>classic chest pressure or pain</w:t>
       </w:r>
       <w:r>
         <w:rPr>
@@ -1965,7 +1965,7 @@
           <w:i w:val="0"/>
           <w:sz w:val="20"/>
         </w:rPr>
-        <w:t>.</w:t>
+        <w:t>, which can come on with exertion or at rest. (The slide ties this to exertional angina; exertional chest pain is the picture of stable angina, while acute coronary syndrome is often pressure at rest, prolonged, or new or worsening.)</w:t>
       </w:r>
     </w:p>
     <w:p>
@@ -3372,7 +3372,7 @@
                       <w:i w:val="0"/>
                       <w:sz w:val="18"/>
                     </w:rPr>
-                    <w:t>Arrhythmia</w:t>
+                    <w:t>Think arrhythmia.</w:t>
                   </w:r>
                   <w:r>
                     <w:rPr>
@@ -3380,7 +3380,7 @@
                       <w:i w:val="0"/>
                       <w:sz w:val="18"/>
                     </w:rPr>
-                    <w:t xml:space="preserve"> — </w:t>
+                    <w:t xml:space="preserve"> This can be an emergency; if the patient does not wake promptly or has no pulse — </w:t>
                   </w:r>
                   <w:r>
                     <w:rPr>
@@ -6998,7 +6998,7 @@
           <w:i w:val="0"/>
           <w:sz w:val="20"/>
         </w:rPr>
-        <w:t>.</w:t>
+        <w:t>. (The deck’s tables quote about 2 cm as normal and over 2 cm as enlarged; because a normal supine impulse can reach about 2.5 cm, do not use a fixed number — judge whether it is larger than normal.)</w:t>
       </w:r>
     </w:p>
     <w:p>
@@ -7077,7 +7077,7 @@
           <w:b w:val="0"/>
           <w:i w:val="0"/>
         </w:rPr>
-        <w:t xml:space="preserve"> The slide says so in capitals, and she explained why (part 1, 29:05–30:43): a displaced impulse moves your thinking toward an enlarged heart, a shift from fluid in the pleural space, or — with muffled heart sounds and a rub — a pericardial effusion. </w:t>
+        <w:t xml:space="preserve"> The slide says so in capitals, and she explained why (part 1, 29:05–30:43): a displaced impulse moves your thinking toward an enlarged heart or a shift caused by fluid in the pleural space. Muffled heart sounds with a rub point toward pericardial disease, where the impulse is often faint rather than displaced. </w:t>
       </w:r>
       <w:r>
         <w:rPr>
@@ -7709,7 +7709,7 @@
                 <w:i w:val="0"/>
                 <w:sz w:val="18"/>
               </w:rPr>
-              <w:t>About 2 cm, though increased amplitude may make it feel larger</w:t>
+              <w:t>Close to normal size, though increased amplitude may make it feel larger</w:t>
             </w:r>
           </w:p>
         </w:tc>
@@ -7732,7 +7732,7 @@
                 <w:i w:val="0"/>
                 <w:sz w:val="18"/>
               </w:rPr>
-              <w:t>Over 2 cm</w:t>
+              <w:t>Larger than normal</w:t>
             </w:r>
           </w:p>
         </w:tc>
@@ -7755,7 +7755,7 @@
                 <w:i w:val="0"/>
                 <w:sz w:val="18"/>
               </w:rPr>
-              <w:t>Over 2 cm</w:t>
+              <w:t>Larger than normal, spread out</w:t>
             </w:r>
           </w:p>
         </w:tc>
@@ -12376,7 +12376,7 @@
                 <w:i w:val="0"/>
                 <w:sz w:val="18"/>
               </w:rPr>
-              <w:t xml:space="preserve"> when the patient stands, sits up or does a Valsalva. Common in infancy and childhood, gone by adulthood</w:t>
+              <w:t xml:space="preserve"> when the patient stands, sits up or does a Valsalva. Most common in infancy and childhood, though healthy adults can have them too</w:t>
             </w:r>
           </w:p>
         </w:tc>
@@ -12643,6 +12643,28 @@
           <w:sz w:val="20"/>
         </w:rPr>
         <w:t xml:space="preserve"> It is best heard with the bell at the apex, in the left lateral decubitus position: a low-pitched decrescendo rumble, mid to late diastolic, grade 1 to 4, with little or no radiation.</w:t>
+      </w:r>
+    </w:p>
+    <w:p>
+      <w:pPr>
+        <w:pStyle w:val="ListBullet"/>
+        <w:spacing w:after="40"/>
+      </w:pPr>
+      <w:r>
+        <w:rPr>
+          <w:b/>
+          <w:i w:val="0"/>
+          <w:sz w:val="20"/>
+        </w:rPr>
+        <w:t>Pulmonic stenosis radiation.</w:t>
+      </w:r>
+      <w:r>
+        <w:rPr>
+          <w:b w:val="0"/>
+          <w:i w:val="0"/>
+          <w:sz w:val="20"/>
+        </w:rPr>
+        <w:t xml:space="preserve"> The murmur radiates toward the left shoulder and neck, if loud, from the pulmonic area. It is midsystolic, crescendo-decrescendo, medium and harsh, and no maneuvers are listed for it.</w:t>
       </w:r>
     </w:p>
     <w:p>
@@ -13681,7 +13703,7 @@
                 <w:i w:val="0"/>
                 <w:sz w:val="18"/>
               </w:rPr>
-              <w:t>never to the neck</w:t>
+              <w:t>usually not to the neck</w:t>
             </w:r>
           </w:p>
         </w:tc>
@@ -14096,7 +14118,7 @@
               <w:rPr>
                 <w:sz w:val="15"/>
               </w:rPr>
-              <w:t>Hypertrophic cardiomyopathy : the thickening is in the muscle , most commonly the interventricular septum, not the valve. That is why this murmur is loudest at Erb's point and the tricuspid area rather than over the aortic area, and why it never radiates to the neck. Source: PD II Advanced Cardiovascular &amp; Peripheral Vascular System - Fall 2026.pptx, Slide 70.</w:t>
+              <w:t>Hypertrophic cardiomyopathy : the thickening is in the muscle , most commonly the interventricular septum, not the valve. That is why this murmur is loudest at Erb's point and the tricuspid area rather than over the aortic area, and why it usually does not radiate to the neck. Source: PD II Advanced Cardiovascular &amp; Peripheral Vascular System - Fall 2026.pptx, Slide 70.</w:t>
             </w:r>
           </w:p>
         </w:tc>
@@ -14441,21 +14463,21 @@
                 <w:b w:val="0"/>
                 <w:i w:val="0"/>
               </w:rPr>
-              <w:t xml:space="preserve">, with the muscle fibers not aligned properly: a high-pitched, crescendo-decrescendo, midsystolic murmur heard best at the </w:t>
+              <w:t xml:space="preserve">, with the muscle fibers not aligned properly: a high-pitched, crescendo-decrescendo, midsystolic murmur heard best along the </w:t>
             </w:r>
             <w:r>
               <w:rPr>
                 <w:b/>
                 <w:i w:val="0"/>
               </w:rPr>
-              <w:t>left lower sternal border</w:t>
+              <w:t>left sternal border</w:t>
             </w:r>
             <w:r>
               <w:rPr>
                 <w:b w:val="0"/>
                 <w:i w:val="0"/>
               </w:rPr>
-              <w:t>, because it is a muscle problem rather than a valve one.</w:t>
+              <w:t xml:space="preserve"> (Erb’s point and the tricuspid area) rather than over the aortic area. It is a muscle problem rather than a valve one, so it usually does not radiate to the neck.</w:t>
             </w:r>
           </w:p>
           <w:p>
@@ -17066,7 +17088,7 @@
           <w:i w:val="0"/>
           <w:sz w:val="20"/>
         </w:rPr>
-        <w:t xml:space="preserve"> There is no pain, normal temperature, and pitting edema, with hemosiderin staining, brown pigmentation, thickened skin, normal pulses, and gangrene rare or absent.</w:t>
+        <w:t xml:space="preserve"> Pain is usually none or mild, an ache or heaviness that eases with elevation. There is normal temperature and pitting edema, with hemosiderin staining, brown pigmentation, thickened skin, normal pulses, and gangrene rare or absent.</w:t>
       </w:r>
     </w:p>
     <w:p>
@@ -17412,7 +17434,7 @@
                 <w:i w:val="0"/>
                 <w:sz w:val="18"/>
               </w:rPr>
-              <w:t>Pain with walking progressing to pain at rest (claudication)</w:t>
+              <w:t>Pain with walking (claudication), like angina of the legs, which can progress to pain at rest</w:t>
             </w:r>
           </w:p>
         </w:tc>
@@ -17435,7 +17457,15 @@
                 <w:i w:val="0"/>
                 <w:sz w:val="18"/>
               </w:rPr>
-              <w:t>No pain</w:t>
+              <w:t>Usually none or mild</w:t>
+            </w:r>
+            <w:r>
+              <w:rPr>
+                <w:b w:val="0"/>
+                <w:i w:val="0"/>
+                <w:sz w:val="18"/>
+              </w:rPr>
+              <w:t>: an ache or heaviness that eases with elevation, unlike claudication</w:t>
             </w:r>
           </w:p>
         </w:tc>
@@ -18087,7 +18117,7 @@
               <w:rPr>
                 <w:sz w:val="15"/>
               </w:rPr>
-              <w:t>Chronic arterial insufficiency: loss of hair, discoloration and thin, shiny skin. Poor supply starves what the body does not need to survive first — the hair goes before anything else. Source: PD II Advanced Cardiovascular &amp; Peripheral Vascular System - Fall 2026.pptx, Slide 92.</w:t>
+              <w:t>Chronic arterial insufficiency: loss of hair, discoloration and thin, shiny skin. Poor supply starves what the body needs least to survive, so hair loss and thin, shiny skin are common findings. Source: PD II Advanced Cardiovascular &amp; Peripheral Vascular System - Fall 2026.pptx, Slide 92.</w:t>
             </w:r>
           </w:p>
         </w:tc>
@@ -18228,7 +18258,7 @@
           <w:b w:val="0"/>
           <w:i w:val="0"/>
         </w:rPr>
-        <w:t xml:space="preserve"> (part 3, 43:16–49:21). Arterial: not enough blood arriving, so the limb is cool, pale, hairless (</w:t>
+        <w:t xml:space="preserve"> (part 3, 43:16–49:21). Arterial: not enough blood arriving, so the limb is cool and pale, and hair loss and thin, shiny skin are common findings (poor supply starves what the body needs least to survive: </w:t>
       </w:r>
       <w:r>
         <w:rPr>
@@ -20491,7 +20521,7 @@
           <w:b w:val="0"/>
           <w:i w:val="0"/>
         </w:rPr>
-        <w:t>A bruit means narrowing, and so possible arterial insufficiency of whatever that vessel supplies — a renal bruit raises the question of whether the kidneys are getting enough blood.</w:t>
+        <w:t>A bruit often means narrowing, and so possible arterial insufficiency of whatever that vessel supplies, though turbulent flow can have other causes — a renal bruit raises the question of whether the kidneys are getting enough blood.</w:t>
       </w:r>
     </w:p>
     <w:p>
@@ -21932,14 +21962,14 @@
           <w:b w:val="0"/>
           <w:i w:val="0"/>
         </w:rPr>
-        <w:t xml:space="preserve">: </w:t>
+        <w:t xml:space="preserve">: classically you </w:t>
       </w:r>
       <w:r>
         <w:rPr>
           <w:b/>
           <w:i w:val="0"/>
         </w:rPr>
-        <w:t>quickly and forcefully dorsiflex the foot at the ankle with the knee bent</w:t>
+        <w:t>quickly dorsiflex the foot at the ankle with the knee bent</w:t>
       </w:r>
       <w:r>
         <w:rPr>
@@ -21954,6 +21984,13 @@
           <w:i w:val="0"/>
         </w:rPr>
         <w:t>Positive: pain behind the knee.</w:t>
+      </w:r>
+      <w:r>
+        <w:rPr>
+          <w:b w:val="0"/>
+          <w:i w:val="0"/>
+        </w:rPr>
+        <w:t xml:space="preserve"> The sign is now considered unreliable and should not be used alone to decide whether a clot is present, and forceful manipulation of a limb that may hold a clot is discouraged; the course teaches it as a technique.</w:t>
       </w:r>
     </w:p>
     <w:p>
@@ -22004,7 +22041,7 @@
         <w:rPr>
           <w:sz w:val="15"/>
         </w:rPr>
-        <w:t>Homans sign : knee flexed, foot dorsiflexed quickly and forcefully. Pain behind the knee is the positive result. Source: PD II Advanced Cardiovascular &amp; Peripheral Vascular System - Fall 2026.pptx, Slide 114.</w:t>
+        <w:t>Homans sign : knee flexed, foot dorsiflexed quickly. Pain behind the knee is the positive result (classically; the sign is now considered unreliable). Source: PD II Advanced Cardiovascular &amp; Peripheral Vascular System - Fall 2026.pptx, Slide 114.</w:t>
       </w:r>
     </w:p>
     <w:tbl>
@@ -22411,7 +22448,7 @@
           <w:i w:val="0"/>
           <w:sz w:val="20"/>
         </w:rPr>
-        <w:t>Edema is not always a vascular finding: heart failure produces it with healthy vessels. Venous stasis edema from the knee down, 3+ and nowhere else, is the pattern that points to the veins.</w:t>
+        <w:t>Edema is not always a vascular finding: heart failure produces it with healthy vessels. Venous stasis edema classically sits from the knee down, often in one leg or with brown staining and varicose veins, and that pattern points to the veins, although heart failure can also cause leg edema.</w:t>
       </w:r>
     </w:p>
     <w:tbl>

--- a/Physical Diagnosis 2 Exam 2/pd2-exam-2-study-guide.docx
+++ b/Physical Diagnosis 2 Exam 2/pd2-exam-2-study-guide.docx
@@ -3994,6 +3994,25 @@
         <w:spacing w:after="80"/>
       </w:pPr>
     </w:p>
+    <w:p>
+      <w:pPr>
+        <w:spacing w:after="120"/>
+      </w:pPr>
+      <w:r>
+        <w:rPr>
+          <w:b/>
+          <w:i w:val="0"/>
+        </w:rPr>
+        <w:t>Valves during ventricular systole.</w:t>
+      </w:r>
+      <w:r>
+        <w:rPr>
+          <w:b w:val="0"/>
+          <w:i w:val="0"/>
+        </w:rPr>
+        <w:t xml:space="preserve"> The pulmonic and aortic valves are open, while the tricuspid and mitral valves are closed; the right ventricle pumps into the pulmonary arteries and the left into the aorta.</w:t>
+      </w:r>
+    </w:p>
     <w:tbl>
       <w:tblPr>
         <w:tblW w:type="auto" w:w="0"/>
@@ -4600,194 +4619,6 @@
     </w:p>
     <w:p>
       <w:pPr>
-        <w:spacing w:after="120"/>
-      </w:pPr>
-      <w:r>
-        <w:rPr>
-          <w:b w:val="0"/>
-          <w:i w:val="0"/>
-        </w:rPr>
-        <w:t>Also tested</w:t>
-      </w:r>
-    </w:p>
-    <w:p>
-      <w:pPr>
-        <w:pStyle w:val="ListBullet"/>
-        <w:spacing w:after="40"/>
-      </w:pPr>
-      <w:r>
-        <w:rPr>
-          <w:b/>
-          <w:i w:val="0"/>
-          <w:sz w:val="20"/>
-        </w:rPr>
-        <w:t>Valves during ventricular systole.</w:t>
-      </w:r>
-      <w:r>
-        <w:rPr>
-          <w:b w:val="0"/>
-          <w:i w:val="0"/>
-          <w:sz w:val="20"/>
-        </w:rPr>
-        <w:t xml:space="preserve"> The pulmonic and aortic valves are open, while the tricuspid and mitral valves are closed; the right ventricle pumps into the pulmonary arteries and the left into the aorta.</w:t>
-      </w:r>
-    </w:p>
-    <w:p>
-      <w:pPr>
-        <w:pStyle w:val="ListBullet"/>
-        <w:spacing w:after="40"/>
-      </w:pPr>
-      <w:r>
-        <w:rPr>
-          <w:b/>
-          <w:i w:val="0"/>
-          <w:sz w:val="20"/>
-        </w:rPr>
-        <w:t>S4 as a normal finding.</w:t>
-      </w:r>
-      <w:r>
-        <w:rPr>
-          <w:b w:val="0"/>
-          <w:i w:val="0"/>
-          <w:sz w:val="20"/>
-        </w:rPr>
-        <w:t xml:space="preserve"> S4 is considered normal in trained athletes and older populations; it is the mirror of S3, which is physiologic in the young and pathologic in the old, while S4 runs the other way.</w:t>
-      </w:r>
-    </w:p>
-    <w:p>
-      <w:pPr>
-        <w:pStyle w:val="ListBullet"/>
-        <w:spacing w:after="40"/>
-      </w:pPr>
-      <w:r>
-        <w:rPr>
-          <w:b/>
-          <w:i w:val="0"/>
-          <w:sz w:val="20"/>
-        </w:rPr>
-        <w:t>Mid-systolic murmur with physiologic splitting of S2.</w:t>
-      </w:r>
-      <w:r>
-        <w:rPr>
-          <w:b w:val="0"/>
-          <w:i w:val="0"/>
-          <w:sz w:val="20"/>
-        </w:rPr>
-        <w:t xml:space="preserve"> The murmur sits in the middle of systole and the split of S2 comes and goes with breathing, which is physiologic.</w:t>
-      </w:r>
-    </w:p>
-    <w:p>
-      <w:pPr>
-        <w:pStyle w:val="ListBullet"/>
-        <w:spacing w:after="40"/>
-      </w:pPr>
-      <w:r>
-        <w:rPr>
-          <w:b/>
-          <w:i w:val="0"/>
-          <w:sz w:val="20"/>
-        </w:rPr>
-        <w:t>Mid-systolic murmur with pathologic splitting of S2.</w:t>
-      </w:r>
-      <w:r>
-        <w:rPr>
-          <w:b w:val="0"/>
-          <w:i w:val="0"/>
-          <w:sz w:val="20"/>
-        </w:rPr>
-        <w:t xml:space="preserve"> The murmur sits in the middle of systole and the split of S2 stays audible during expiration, which is pathologic and suggests heart disease.</w:t>
-      </w:r>
-    </w:p>
-    <w:p>
-      <w:pPr>
-        <w:pStyle w:val="ListBullet"/>
-        <w:spacing w:after="40"/>
-      </w:pPr>
-      <w:r>
-        <w:rPr>
-          <w:b/>
-          <w:i w:val="0"/>
-          <w:sz w:val="20"/>
-        </w:rPr>
-        <w:t>S3 gallop with a holosystolic murmur.</w:t>
-      </w:r>
-      <w:r>
-        <w:rPr>
-          <w:b w:val="0"/>
-          <w:i w:val="0"/>
-          <w:sz w:val="20"/>
-        </w:rPr>
-        <w:t xml:space="preserve"> An S3 after S2 (Ken-TUC-ky) with a murmur that fills systole fits volume overload from mitral regurgitation, which causes both.</w:t>
-      </w:r>
-    </w:p>
-    <w:p>
-      <w:pPr>
-        <w:pStyle w:val="ListBullet"/>
-        <w:spacing w:after="40"/>
-      </w:pPr>
-      <w:r>
-        <w:rPr>
-          <w:b/>
-          <w:i w:val="0"/>
-          <w:sz w:val="20"/>
-        </w:rPr>
-        <w:t>Ejection sound with a mid-systolic murmur.</w:t>
-      </w:r>
-      <w:r>
-        <w:rPr>
-          <w:b w:val="0"/>
-          <w:i w:val="0"/>
-          <w:sz w:val="20"/>
-        </w:rPr>
-        <w:t xml:space="preserve"> An ejection sound comes right after S1 and is high pitched; with a midsystolic murmur at the pulmonic area it fits pulmonic stenosis, which causes both.</w:t>
-      </w:r>
-    </w:p>
-    <w:p>
-      <w:pPr>
-        <w:pStyle w:val="ListBullet"/>
-        <w:spacing w:after="40"/>
-      </w:pPr>
-      <w:r>
-        <w:rPr>
-          <w:b/>
-          <w:i w:val="0"/>
-          <w:sz w:val="20"/>
-        </w:rPr>
-        <w:t>Opening snap, then a diastolic murmur.</w:t>
-      </w:r>
-      <w:r>
-        <w:rPr>
-          <w:b w:val="0"/>
-          <w:i w:val="0"/>
-          <w:sz w:val="20"/>
-        </w:rPr>
-        <w:t xml:space="preserve"> The snap of a stenotic mitral valve opening is followed by the low-pitched mid to late diastolic murmur of mitral stenosis, heard with the bell at the apex.</w:t>
-      </w:r>
-    </w:p>
-    <w:p>
-      <w:pPr>
-        <w:pStyle w:val="ListBullet"/>
-        <w:spacing w:after="40"/>
-      </w:pPr>
-      <w:r>
-        <w:rPr>
-          <w:b/>
-          <w:i w:val="0"/>
-          <w:sz w:val="20"/>
-        </w:rPr>
-        <w:t>S4 gallop with a mid-systolic murmur.</w:t>
-      </w:r>
-      <w:r>
-        <w:rPr>
-          <w:b w:val="0"/>
-          <w:i w:val="0"/>
-          <w:sz w:val="20"/>
-        </w:rPr>
-        <w:t xml:space="preserve"> The dull S4 just before S1 (Ten-nes-SEE) is followed by a murmur in the middle of systole; aortic stenosis and hypertrophic cardiomyopathy are causes of both.</w:t>
-      </w:r>
-    </w:p>
-    <w:p>
-      <w:pPr>
         <w:pStyle w:val="Heading3"/>
         <w:spacing w:before="200" w:after="100"/>
       </w:pPr>
@@ -5056,6 +4887,44 @@
       </w:pPr>
       <w:r>
         <w:rPr>
+          <w:b/>
+          <w:i w:val="0"/>
+        </w:rPr>
+        <w:t>Mid-systolic murmur with physiologic splitting of S2.</w:t>
+      </w:r>
+      <w:r>
+        <w:rPr>
+          <w:b w:val="0"/>
+          <w:i w:val="0"/>
+        </w:rPr>
+        <w:t xml:space="preserve"> The murmur sits in the middle of systole and the split of S2 comes and goes with breathing, which is physiologic.</w:t>
+      </w:r>
+    </w:p>
+    <w:p>
+      <w:pPr>
+        <w:spacing w:after="120"/>
+      </w:pPr>
+      <w:r>
+        <w:rPr>
+          <w:b/>
+          <w:i w:val="0"/>
+        </w:rPr>
+        <w:t>Mid-systolic murmur with pathologic splitting of S2.</w:t>
+      </w:r>
+      <w:r>
+        <w:rPr>
+          <w:b w:val="0"/>
+          <w:i w:val="0"/>
+        </w:rPr>
+        <w:t xml:space="preserve"> The murmur sits in the middle of systole and the split of S2 stays audible during expiration, which is pathologic and suggests heart disease.</w:t>
+      </w:r>
+    </w:p>
+    <w:p>
+      <w:pPr>
+        <w:spacing w:after="120"/>
+      </w:pPr>
+      <w:r>
+        <w:rPr>
           <w:b w:val="0"/>
           <w:i w:val="0"/>
         </w:rPr>
@@ -5706,6 +5575,44 @@
     </w:p>
     <w:p>
       <w:pPr>
+        <w:spacing w:after="120"/>
+      </w:pPr>
+      <w:r>
+        <w:rPr>
+          <w:b/>
+          <w:i w:val="0"/>
+        </w:rPr>
+        <w:t>Ejection sound with a mid-systolic murmur.</w:t>
+      </w:r>
+      <w:r>
+        <w:rPr>
+          <w:b w:val="0"/>
+          <w:i w:val="0"/>
+        </w:rPr>
+        <w:t xml:space="preserve"> An ejection sound comes right after S1 and is high pitched; with a midsystolic murmur at the pulmonic area it fits pulmonic stenosis, which causes both.</w:t>
+      </w:r>
+    </w:p>
+    <w:p>
+      <w:pPr>
+        <w:spacing w:after="120"/>
+      </w:pPr>
+      <w:r>
+        <w:rPr>
+          <w:b/>
+          <w:i w:val="0"/>
+        </w:rPr>
+        <w:t>S4 gallop with a mid-systolic murmur.</w:t>
+      </w:r>
+      <w:r>
+        <w:rPr>
+          <w:b w:val="0"/>
+          <w:i w:val="0"/>
+        </w:rPr>
+        <w:t xml:space="preserve"> The dull S4 just before S1 (Ten-nes-SEE) is followed by a murmur in the middle of systole; aortic stenosis and hypertrophic cardiomyopathy are causes of both.</w:t>
+      </w:r>
+    </w:p>
+    <w:p>
+      <w:pPr>
         <w:pStyle w:val="Heading3"/>
         <w:spacing w:before="200" w:after="100"/>
       </w:pPr>
@@ -6458,6 +6365,44 @@
       <w:pPr>
         <w:spacing w:after="80"/>
       </w:pPr>
+    </w:p>
+    <w:p>
+      <w:pPr>
+        <w:spacing w:after="120"/>
+      </w:pPr>
+      <w:r>
+        <w:rPr>
+          <w:b/>
+          <w:i w:val="0"/>
+        </w:rPr>
+        <w:t>S3 gallop with a holosystolic murmur.</w:t>
+      </w:r>
+      <w:r>
+        <w:rPr>
+          <w:b w:val="0"/>
+          <w:i w:val="0"/>
+        </w:rPr>
+        <w:t xml:space="preserve"> An S3 after S2 (Ken-TUC-ky) with a murmur that fills systole fits volume overload from mitral regurgitation, which causes both.</w:t>
+      </w:r>
+    </w:p>
+    <w:p>
+      <w:pPr>
+        <w:spacing w:after="120"/>
+      </w:pPr>
+      <w:r>
+        <w:rPr>
+          <w:b/>
+          <w:i w:val="0"/>
+        </w:rPr>
+        <w:t>S4 as a normal finding.</w:t>
+      </w:r>
+      <w:r>
+        <w:rPr>
+          <w:b w:val="0"/>
+          <w:i w:val="0"/>
+        </w:rPr>
+        <w:t xml:space="preserve"> S4 is considered normal in trained athletes and older populations; it is the mirror of S3, which is physiologic in the young and pathologic in the old, while S4 runs the other way.</w:t>
+      </w:r>
     </w:p>
     <w:p>
       <w:pPr>
@@ -6821,6 +6766,25 @@
     </w:p>
     <w:p>
       <w:pPr>
+        <w:spacing w:after="120"/>
+      </w:pPr>
+      <w:r>
+        <w:rPr>
+          <w:b/>
+          <w:i w:val="0"/>
+        </w:rPr>
+        <w:t>Opening snap, then a diastolic murmur.</w:t>
+      </w:r>
+      <w:r>
+        <w:rPr>
+          <w:b w:val="0"/>
+          <w:i w:val="0"/>
+        </w:rPr>
+        <w:t xml:space="preserve"> The snap of a stenotic mitral valve opening is followed by the low-pitched mid to late diastolic murmur of mitral stenosis, heard with the bell at the apex.</w:t>
+      </w:r>
+    </w:p>
+    <w:p>
+      <w:pPr>
         <w:pStyle w:val="Heading2"/>
         <w:spacing w:before="200" w:after="100"/>
       </w:pPr>
@@ -9889,52 +9853,17 @@
       </w:pPr>
       <w:r>
         <w:rPr>
+          <w:b/>
+          <w:i w:val="0"/>
+        </w:rPr>
+        <w:t>Bell of the stethoscope.</w:t>
+      </w:r>
+      <w:r>
+        <w:rPr>
           <w:b w:val="0"/>
           <w:i w:val="0"/>
         </w:rPr>
-        <w:t xml:space="preserve">Technique: a </w:t>
-      </w:r>
-      <w:r>
-        <w:rPr>
-          <w:b/>
-          <w:i w:val="0"/>
-        </w:rPr>
-        <w:t>quiet setting</w:t>
-      </w:r>
-      <w:r>
-        <w:rPr>
-          <w:b w:val="0"/>
-          <w:i w:val="0"/>
-        </w:rPr>
-        <w:t xml:space="preserve">; listen for transitory and subtle sounds; isolate each sound and listen to each in turn; </w:t>
-      </w:r>
-      <w:r>
-        <w:rPr>
-          <w:b/>
-          <w:i w:val="0"/>
-        </w:rPr>
-        <w:t>close your eyes</w:t>
-      </w:r>
-      <w:r>
-        <w:rPr>
-          <w:b w:val="0"/>
-          <w:i w:val="0"/>
-        </w:rPr>
-        <w:t xml:space="preserve"> to focus; and the stethoscope </w:t>
-      </w:r>
-      <w:r>
-        <w:rPr>
-          <w:b/>
-          <w:i w:val="0"/>
-        </w:rPr>
-        <w:t>must have direct contact with the skin</w:t>
-      </w:r>
-      <w:r>
-        <w:rPr>
-          <w:b w:val="0"/>
-          <w:i w:val="0"/>
-        </w:rPr>
-        <w:t>. In the lecture: if you hear something abnormal, stay there and listen longer; if chest hair rustles under the diaphragm, hold still or part it.</w:t>
+        <w:t xml:space="preserve"> The bell is better for low-pitched sounds, such as S3, S4 and the murmur of mitral stenosis. It is applied lightly to the skin, ensuring no gaps, at the apex and moving medially along the lower sternal border.</w:t>
       </w:r>
     </w:p>
     <w:p>
@@ -9943,45 +9872,52 @@
       </w:pPr>
       <w:r>
         <w:rPr>
+          <w:b w:val="0"/>
+          <w:i w:val="0"/>
+        </w:rPr>
+        <w:t xml:space="preserve">Technique: a </w:t>
+      </w:r>
+      <w:r>
+        <w:rPr>
           <w:b/>
           <w:i w:val="0"/>
         </w:rPr>
-        <w:t>Opening snap versus S3</w:t>
+        <w:t>quiet setting</w:t>
       </w:r>
       <w:r>
         <w:rPr>
           <w:b w:val="0"/>
           <w:i w:val="0"/>
         </w:rPr>
-        <w:t xml:space="preserve"> is the pair the diaphragm-and-bell objective is really about. Both sit early in diastole. The snap is </w:t>
+        <w:t xml:space="preserve">; listen for transitory and subtle sounds; isolate each sound and listen to each in turn; </w:t>
       </w:r>
       <w:r>
         <w:rPr>
           <w:b/>
           <w:i w:val="0"/>
         </w:rPr>
-        <w:t>high pitched — diaphragm</w:t>
+        <w:t>close your eyes</w:t>
       </w:r>
       <w:r>
         <w:rPr>
           <w:b w:val="0"/>
           <w:i w:val="0"/>
         </w:rPr>
-        <w:t xml:space="preserve">; S3 is </w:t>
+        <w:t xml:space="preserve"> to focus; and the stethoscope </w:t>
       </w:r>
       <w:r>
         <w:rPr>
           <w:b/>
           <w:i w:val="0"/>
         </w:rPr>
-        <w:t>low — bell</w:t>
+        <w:t>must have direct contact with the skin</w:t>
       </w:r>
       <w:r>
         <w:rPr>
           <w:b w:val="0"/>
           <w:i w:val="0"/>
         </w:rPr>
-        <w:t>. Which end of the stethoscope brings it out is part of the answer.</w:t>
+        <w:t>. In the lecture: if you hear something abnormal, stay there and listen longer; if chest hair rustles under the diaphragm, hold still or part it.</w:t>
       </w:r>
     </w:p>
     <w:p>
@@ -9990,10 +9926,110 @@
       </w:pPr>
       <w:r>
         <w:rPr>
+          <w:b/>
+          <w:i w:val="0"/>
+        </w:rPr>
+        <w:t>Opening snap versus S3</w:t>
+      </w:r>
+      <w:r>
+        <w:rPr>
           <w:b w:val="0"/>
           <w:i w:val="0"/>
         </w:rPr>
-        <w:t>Also tested</w:t>
+        <w:t xml:space="preserve"> is the pair the diaphragm-and-bell objective is really about. Both sit early in diastole. The snap is </w:t>
+      </w:r>
+      <w:r>
+        <w:rPr>
+          <w:b/>
+          <w:i w:val="0"/>
+        </w:rPr>
+        <w:t>high pitched — diaphragm</w:t>
+      </w:r>
+      <w:r>
+        <w:rPr>
+          <w:b w:val="0"/>
+          <w:i w:val="0"/>
+        </w:rPr>
+        <w:t xml:space="preserve">; S3 is </w:t>
+      </w:r>
+      <w:r>
+        <w:rPr>
+          <w:b/>
+          <w:i w:val="0"/>
+        </w:rPr>
+        <w:t>low — bell</w:t>
+      </w:r>
+      <w:r>
+        <w:rPr>
+          <w:b w:val="0"/>
+          <w:i w:val="0"/>
+        </w:rPr>
+        <w:t>. Which end of the stethoscope brings it out is part of the answer.</w:t>
+      </w:r>
+    </w:p>
+    <w:p>
+      <w:pPr>
+        <w:spacing w:after="120"/>
+      </w:pPr>
+      <w:r>
+        <w:rPr>
+          <w:b/>
+          <w:i w:val="0"/>
+        </w:rPr>
+        <w:t>Use of the diaphragm.</w:t>
+      </w:r>
+      <w:r>
+        <w:rPr>
+          <w:b w:val="0"/>
+          <w:i w:val="0"/>
+        </w:rPr>
+        <w:t xml:space="preserve"> The diaphragm is better for the high-pitched sounds, S1, S2 and rubs, and for the regurgitant murmurs too; it is pressed firmly and used to listen throughout the precordium.</w:t>
+      </w:r>
+    </w:p>
+    <w:p>
+      <w:pPr>
+        <w:pStyle w:val="Heading2"/>
+        <w:spacing w:before="200" w:after="100"/>
+      </w:pPr>
+      <w:r>
+        <w:rPr>
+          <w:rFonts w:ascii="Georgia" w:hAnsi="Georgia"/>
+          <w:color w:val="3A5A40"/>
+        </w:rPr>
+        <w:t>1.7 · Objective h — The physical characteristics of thrills and murmurs</w:t>
+      </w:r>
+    </w:p>
+    <w:p>
+      <w:pPr>
+        <w:spacing w:after="120"/>
+      </w:pPr>
+      <w:r>
+        <w:rPr>
+          <w:b/>
+          <w:i w:val="0"/>
+        </w:rPr>
+        <w:t>A murmur</w:t>
+      </w:r>
+      <w:r>
+        <w:rPr>
+          <w:b w:val="0"/>
+          <w:i w:val="0"/>
+        </w:rPr>
+        <w:t xml:space="preserve"> is the sound of </w:t>
+      </w:r>
+      <w:r>
+        <w:rPr>
+          <w:b/>
+          <w:i w:val="0"/>
+        </w:rPr>
+        <w:t>turbulent blood flow over a heart valve</w:t>
+      </w:r>
+      <w:r>
+        <w:rPr>
+          <w:b w:val="0"/>
+          <w:i w:val="0"/>
+        </w:rPr>
+        <w:t xml:space="preserve"> — a “swoosh”. It results from:</w:t>
       </w:r>
     </w:p>
     <w:p>
@@ -10003,11 +10039,19 @@
       </w:pPr>
       <w:r>
         <w:rPr>
+          <w:b w:val="0"/>
+          <w:i w:val="0"/>
+          <w:sz w:val="20"/>
+        </w:rPr>
+        <w:t xml:space="preserve">Flow across a </w:t>
+      </w:r>
+      <w:r>
+        <w:rPr>
           <w:b/>
           <w:i w:val="0"/>
           <w:sz w:val="20"/>
         </w:rPr>
-        <w:t>Use of the diaphragm.</w:t>
+        <w:t>partially obstructed</w:t>
       </w:r>
       <w:r>
         <w:rPr>
@@ -10015,7 +10059,7 @@
           <w:i w:val="0"/>
           <w:sz w:val="20"/>
         </w:rPr>
-        <w:t xml:space="preserve"> The diaphragm is better for the high-pitched sounds, S1, S2 and rubs, and for the regurgitant murmurs too; it is pressed firmly and used to listen throughout the precordium.</w:t>
+        <w:t xml:space="preserve"> valve</w:t>
       </w:r>
     </w:p>
     <w:p>
@@ -10025,11 +10069,19 @@
       </w:pPr>
       <w:r>
         <w:rPr>
+          <w:b w:val="0"/>
+          <w:i w:val="0"/>
+          <w:sz w:val="20"/>
+        </w:rPr>
+        <w:t xml:space="preserve">Increased flow through a </w:t>
+      </w:r>
+      <w:r>
+        <w:rPr>
           <w:b/>
           <w:i w:val="0"/>
           <w:sz w:val="20"/>
         </w:rPr>
-        <w:t>Bell of the stethoscope.</w:t>
+        <w:t>normal valve</w:t>
       </w:r>
       <w:r>
         <w:rPr>
@@ -10037,53 +10089,7 @@
           <w:i w:val="0"/>
           <w:sz w:val="20"/>
         </w:rPr>
-        <w:t xml:space="preserve"> The bell is better for low-pitched sounds, such as S3, S4 and the murmur of mitral stenosis. It is applied lightly to the skin, ensuring no gaps, at the apex and moving medially along the lower sternal border.</w:t>
-      </w:r>
-    </w:p>
-    <w:p>
-      <w:pPr>
-        <w:pStyle w:val="Heading2"/>
-        <w:spacing w:before="200" w:after="100"/>
-      </w:pPr>
-      <w:r>
-        <w:rPr>
-          <w:rFonts w:ascii="Georgia" w:hAnsi="Georgia"/>
-          <w:color w:val="3A5A40"/>
-        </w:rPr>
-        <w:t>1.7 · Objective h — The physical characteristics of thrills and murmurs</w:t>
-      </w:r>
-    </w:p>
-    <w:p>
-      <w:pPr>
-        <w:spacing w:after="120"/>
-      </w:pPr>
-      <w:r>
-        <w:rPr>
-          <w:b/>
-          <w:i w:val="0"/>
-        </w:rPr>
-        <w:t>A murmur</w:t>
-      </w:r>
-      <w:r>
-        <w:rPr>
-          <w:b w:val="0"/>
-          <w:i w:val="0"/>
-        </w:rPr>
-        <w:t xml:space="preserve"> is the sound of </w:t>
-      </w:r>
-      <w:r>
-        <w:rPr>
-          <w:b/>
-          <w:i w:val="0"/>
-        </w:rPr>
-        <w:t>turbulent blood flow over a heart valve</w:t>
-      </w:r>
-      <w:r>
-        <w:rPr>
-          <w:b w:val="0"/>
-          <w:i w:val="0"/>
-        </w:rPr>
-        <w:t xml:space="preserve"> — a “swoosh”. It results from:</w:t>
+        <w:t xml:space="preserve"> of a child</w:t>
       </w:r>
     </w:p>
     <w:p>
@@ -10097,7 +10103,7 @@
           <w:i w:val="0"/>
           <w:sz w:val="20"/>
         </w:rPr>
-        <w:t xml:space="preserve">Flow across a </w:t>
+        <w:t xml:space="preserve">Ejection into a </w:t>
       </w:r>
       <w:r>
         <w:rPr>
@@ -10105,15 +10111,7 @@
           <w:i w:val="0"/>
           <w:sz w:val="20"/>
         </w:rPr>
-        <w:t>partially obstructed</w:t>
-      </w:r>
-      <w:r>
-        <w:rPr>
-          <w:b w:val="0"/>
-          <w:i w:val="0"/>
-          <w:sz w:val="20"/>
-        </w:rPr>
-        <w:t xml:space="preserve"> valve</w:t>
+        <w:t>dilated chamber</w:t>
       </w:r>
     </w:p>
     <w:p>
@@ -10123,27 +10121,19 @@
       </w:pPr>
       <w:r>
         <w:rPr>
+          <w:b/>
+          <w:i w:val="0"/>
+          <w:sz w:val="20"/>
+        </w:rPr>
+        <w:t>Regurgitant</w:t>
+      </w:r>
+      <w:r>
+        <w:rPr>
           <w:b w:val="0"/>
           <w:i w:val="0"/>
           <w:sz w:val="20"/>
         </w:rPr>
-        <w:t xml:space="preserve">Increased flow through a </w:t>
-      </w:r>
-      <w:r>
-        <w:rPr>
-          <w:b/>
-          <w:i w:val="0"/>
-          <w:sz w:val="20"/>
-        </w:rPr>
-        <w:t>normal valve</w:t>
-      </w:r>
-      <w:r>
-        <w:rPr>
-          <w:b w:val="0"/>
-          <w:i w:val="0"/>
-          <w:sz w:val="20"/>
-        </w:rPr>
-        <w:t xml:space="preserve"> of a child</w:t>
+        <w:t xml:space="preserve"> flow across an incompetent valve</w:t>
       </w:r>
     </w:p>
     <w:p>
@@ -10153,19 +10143,19 @@
       </w:pPr>
       <w:r>
         <w:rPr>
+          <w:b/>
+          <w:i w:val="0"/>
+          <w:sz w:val="20"/>
+        </w:rPr>
+        <w:t>Abnormal shunting</w:t>
+      </w:r>
+      <w:r>
+        <w:rPr>
           <w:b w:val="0"/>
           <w:i w:val="0"/>
           <w:sz w:val="20"/>
         </w:rPr>
-        <w:t xml:space="preserve">Ejection into a </w:t>
-      </w:r>
-      <w:r>
-        <w:rPr>
-          <w:b/>
-          <w:i w:val="0"/>
-          <w:sz w:val="20"/>
-        </w:rPr>
-        <w:t>dilated chamber</w:t>
+        <w:t xml:space="preserve"> of blood from one chamber to a lower pressure chamber</w:t>
       </w:r>
     </w:p>
     <w:p>
@@ -10179,7 +10169,7 @@
           <w:i w:val="0"/>
           <w:sz w:val="20"/>
         </w:rPr>
-        <w:t>Regurgitant</w:t>
+        <w:t>Causes of a murmur.</w:t>
       </w:r>
       <w:r>
         <w:rPr>
@@ -10187,29 +10177,7 @@
           <w:i w:val="0"/>
           <w:sz w:val="20"/>
         </w:rPr>
-        <w:t xml:space="preserve"> flow across an incompetent valve</w:t>
-      </w:r>
-    </w:p>
-    <w:p>
-      <w:pPr>
-        <w:pStyle w:val="ListBullet"/>
-        <w:spacing w:after="40"/>
-      </w:pPr>
-      <w:r>
-        <w:rPr>
-          <w:b/>
-          <w:i w:val="0"/>
-          <w:sz w:val="20"/>
-        </w:rPr>
-        <w:t>Abnormal shunting</w:t>
-      </w:r>
-      <w:r>
-        <w:rPr>
-          <w:b w:val="0"/>
-          <w:i w:val="0"/>
-          <w:sz w:val="20"/>
-        </w:rPr>
-        <w:t xml:space="preserve"> of blood from one chamber to a lower pressure chamber</w:t>
+        <w:t xml:space="preserve"> Ejection into a dilated chamber is a named cause, alongside flow across a partially obstructed valve, increased flow through a normal valve in a small child, regurgitant flow across an incompetent valve, and abnormal shunting to a lower pressure chamber.</w:t>
       </w:r>
     </w:p>
     <w:p>
@@ -10318,62 +10286,6 @@
           <w:i w:val="0"/>
         </w:rPr>
         <w:t xml:space="preserve"> — and if the rumble is absent, tell the nurse, because the fistula may be occluded.</w:t>
-      </w:r>
-    </w:p>
-    <w:p>
-      <w:pPr>
-        <w:spacing w:after="120"/>
-      </w:pPr>
-      <w:r>
-        <w:rPr>
-          <w:b w:val="0"/>
-          <w:i w:val="0"/>
-        </w:rPr>
-        <w:t>Also tested</w:t>
-      </w:r>
-    </w:p>
-    <w:p>
-      <w:pPr>
-        <w:pStyle w:val="ListBullet"/>
-        <w:spacing w:after="40"/>
-      </w:pPr>
-      <w:r>
-        <w:rPr>
-          <w:b/>
-          <w:i w:val="0"/>
-          <w:sz w:val="20"/>
-        </w:rPr>
-        <w:t>Murmur timing with the carotid.</w:t>
-      </w:r>
-      <w:r>
-        <w:rPr>
-          <w:b w:val="0"/>
-          <w:i w:val="0"/>
-          <w:sz w:val="20"/>
-        </w:rPr>
-        <w:t xml:space="preserve"> A systolic murmur falls between S1 and S2 and a diastolic one between S2 and S1; systolic murmurs match the carotid upstroke, giving an external marker.</w:t>
-      </w:r>
-    </w:p>
-    <w:p>
-      <w:pPr>
-        <w:pStyle w:val="ListBullet"/>
-        <w:spacing w:after="40"/>
-      </w:pPr>
-      <w:r>
-        <w:rPr>
-          <w:b/>
-          <w:i w:val="0"/>
-          <w:sz w:val="20"/>
-        </w:rPr>
-        <w:t>Causes of a murmur.</w:t>
-      </w:r>
-      <w:r>
-        <w:rPr>
-          <w:b w:val="0"/>
-          <w:i w:val="0"/>
-          <w:sz w:val="20"/>
-        </w:rPr>
-        <w:t xml:space="preserve"> Ejection into a dilated chamber is a named cause, alongside flow across a partially obstructed valve, increased flow through a normal valve in a small child, regurgitant flow across an incompetent valve, and abnormal shunting to a lower pressure chamber.</w:t>
       </w:r>
     </w:p>
     <w:p>
@@ -10666,6 +10578,25 @@
         <w:spacing w:after="80"/>
       </w:pPr>
     </w:p>
+    <w:p>
+      <w:pPr>
+        <w:spacing w:after="120"/>
+      </w:pPr>
+      <w:r>
+        <w:rPr>
+          <w:b/>
+          <w:i w:val="0"/>
+        </w:rPr>
+        <w:t>Murmur timing with the carotid.</w:t>
+      </w:r>
+      <w:r>
+        <w:rPr>
+          <w:b w:val="0"/>
+          <w:i w:val="0"/>
+        </w:rPr>
+        <w:t xml:space="preserve"> A systolic murmur falls between S1 and S2 and a diastolic one between S2 and S1; systolic murmurs match the carotid upstroke, giving an external marker.</w:t>
+      </w:r>
+    </w:p>
     <w:tbl>
       <w:tblPr>
         <w:tblW w:type="auto" w:w="0"/>
@@ -12591,84 +12522,6 @@
     </w:p>
     <w:p>
       <w:pPr>
-        <w:spacing w:after="120"/>
-      </w:pPr>
-      <w:r>
-        <w:rPr>
-          <w:b w:val="0"/>
-          <w:i w:val="0"/>
-        </w:rPr>
-        <w:t>Also tested</w:t>
-      </w:r>
-    </w:p>
-    <w:p>
-      <w:pPr>
-        <w:pStyle w:val="ListBullet"/>
-        <w:spacing w:after="40"/>
-      </w:pPr>
-      <w:r>
-        <w:rPr>
-          <w:b/>
-          <w:i w:val="0"/>
-          <w:sz w:val="20"/>
-        </w:rPr>
-        <w:t>Pansystolic murmur.</w:t>
-      </w:r>
-      <w:r>
-        <w:rPr>
-          <w:b w:val="0"/>
-          <w:i w:val="0"/>
-          <w:sz w:val="20"/>
-        </w:rPr>
-        <w:t xml:space="preserve"> It begins with S1 and continues to S2, with something open through all of systole as blood flows from a high pressure chamber to a lower one through a structure that should be closed. All are pathologic.</w:t>
-      </w:r>
-    </w:p>
-    <w:p>
-      <w:pPr>
-        <w:pStyle w:val="ListBullet"/>
-        <w:spacing w:after="40"/>
-      </w:pPr>
-      <w:r>
-        <w:rPr>
-          <w:b/>
-          <w:i w:val="0"/>
-          <w:sz w:val="20"/>
-        </w:rPr>
-        <w:t>Mitral stenosis murmur.</w:t>
-      </w:r>
-      <w:r>
-        <w:rPr>
-          <w:b w:val="0"/>
-          <w:i w:val="0"/>
-          <w:sz w:val="20"/>
-        </w:rPr>
-        <w:t xml:space="preserve"> It is best heard with the bell at the apex, in the left lateral decubitus position: a low-pitched decrescendo rumble, mid to late diastolic, grade 1 to 4, with little or no radiation.</w:t>
-      </w:r>
-    </w:p>
-    <w:p>
-      <w:pPr>
-        <w:pStyle w:val="ListBullet"/>
-        <w:spacing w:after="40"/>
-      </w:pPr>
-      <w:r>
-        <w:rPr>
-          <w:b/>
-          <w:i w:val="0"/>
-          <w:sz w:val="20"/>
-        </w:rPr>
-        <w:t>Pulmonic stenosis radiation.</w:t>
-      </w:r>
-      <w:r>
-        <w:rPr>
-          <w:b w:val="0"/>
-          <w:i w:val="0"/>
-          <w:sz w:val="20"/>
-        </w:rPr>
-        <w:t xml:space="preserve"> The murmur radiates toward the left shoulder and neck, if loud, from the pulmonic area. It is midsystolic, crescendo-decrescendo, medium and harsh, and no maneuvers are listed for it.</w:t>
-      </w:r>
-    </w:p>
-    <w:p>
-      <w:pPr>
         <w:pStyle w:val="Heading3"/>
         <w:spacing w:before="200" w:after="100"/>
       </w:pPr>
@@ -13931,6 +13784,25 @@
       <w:pPr>
         <w:spacing w:after="80"/>
       </w:pPr>
+    </w:p>
+    <w:p>
+      <w:pPr>
+        <w:spacing w:after="120"/>
+      </w:pPr>
+      <w:r>
+        <w:rPr>
+          <w:b/>
+          <w:i w:val="0"/>
+        </w:rPr>
+        <w:t>Pulmonic stenosis radiation.</w:t>
+      </w:r>
+      <w:r>
+        <w:rPr>
+          <w:b w:val="0"/>
+          <w:i w:val="0"/>
+        </w:rPr>
+        <w:t xml:space="preserve"> The murmur radiates toward the left shoulder and neck, if loud, from the pulmonic area. It is midsystolic, crescendo-decrescendo, medium and harsh, and no maneuvers are listed for it.</w:t>
+      </w:r>
     </w:p>
     <w:tbl>
       <w:tblPr>
@@ -14277,6 +14149,25 @@
         <w:spacing w:after="80"/>
       </w:pPr>
     </w:p>
+    <w:p>
+      <w:pPr>
+        <w:spacing w:after="120"/>
+      </w:pPr>
+      <w:r>
+        <w:rPr>
+          <w:b/>
+          <w:i w:val="0"/>
+        </w:rPr>
+        <w:t>Pansystolic murmur.</w:t>
+      </w:r>
+      <w:r>
+        <w:rPr>
+          <w:b w:val="0"/>
+          <w:i w:val="0"/>
+        </w:rPr>
+        <w:t xml:space="preserve"> It begins with S1 and continues to S2, with something open through all of systole as blood flows from a high pressure chamber to a lower one through a structure that should be closed. All are pathologic.</w:t>
+      </w:r>
+    </w:p>
     <w:tbl>
       <w:tblPr>
         <w:tblW w:type="auto" w:w="0"/>
@@ -15644,6 +15535,25 @@
       <w:pPr>
         <w:spacing w:after="80"/>
       </w:pPr>
+    </w:p>
+    <w:p>
+      <w:pPr>
+        <w:spacing w:after="120"/>
+      </w:pPr>
+      <w:r>
+        <w:rPr>
+          <w:b/>
+          <w:i w:val="0"/>
+        </w:rPr>
+        <w:t>Mitral stenosis murmur.</w:t>
+      </w:r>
+      <w:r>
+        <w:rPr>
+          <w:b w:val="0"/>
+          <w:i w:val="0"/>
+        </w:rPr>
+        <w:t xml:space="preserve"> It is best heard with the bell at the apex, in the left lateral decubitus position: a low-pitched decrescendo rumble, mid to late diastolic, grade 1 to 4, with little or no radiation.</w:t>
+      </w:r>
     </w:p>
     <w:tbl>
       <w:tblPr>
@@ -16805,6 +16715,25 @@
     </w:p>
     <w:p>
       <w:pPr>
+        <w:spacing w:after="120"/>
+      </w:pPr>
+      <w:r>
+        <w:rPr>
+          <w:b/>
+          <w:i w:val="0"/>
+        </w:rPr>
+        <w:t>Standing quickly from squatting.</w:t>
+      </w:r>
+      <w:r>
+        <w:rPr>
+          <w:b w:val="0"/>
+          <w:i w:val="0"/>
+        </w:rPr>
+        <w:t xml:space="preserve"> Blood pools in the legs and preload falls, so less blood returns to the heart; the hypertrophic cardiomyopathy murmur becomes louder and the aortic stenosis murmur softer.</w:t>
+      </w:r>
+    </w:p>
+    <w:p>
+      <w:pPr>
         <w:jc w:val="center"/>
       </w:pPr>
       <w:r>
@@ -16929,40 +16858,6 @@
     </w:p>
     <w:p>
       <w:pPr>
-        <w:spacing w:after="120"/>
-      </w:pPr>
-      <w:r>
-        <w:rPr>
-          <w:b w:val="0"/>
-          <w:i w:val="0"/>
-        </w:rPr>
-        <w:t>Also tested</w:t>
-      </w:r>
-    </w:p>
-    <w:p>
-      <w:pPr>
-        <w:pStyle w:val="ListBullet"/>
-        <w:spacing w:after="40"/>
-      </w:pPr>
-      <w:r>
-        <w:rPr>
-          <w:b/>
-          <w:i w:val="0"/>
-          <w:sz w:val="20"/>
-        </w:rPr>
-        <w:t>Standing quickly from squatting.</w:t>
-      </w:r>
-      <w:r>
-        <w:rPr>
-          <w:b w:val="0"/>
-          <w:i w:val="0"/>
-          <w:sz w:val="20"/>
-        </w:rPr>
-        <w:t xml:space="preserve"> Blood pools in the legs and preload falls, so less blood returns to the heart; the hypertrophic cardiomyopathy murmur becomes louder and the aortic stenosis murmur softer.</w:t>
-      </w:r>
-    </w:p>
-    <w:p>
-      <w:pPr>
         <w:pStyle w:val="Heading2"/>
         <w:spacing w:before="200" w:after="100"/>
       </w:pPr>
@@ -17033,62 +16928,6 @@
           <w:i w:val="0"/>
         </w:rPr>
         <w:t xml:space="preserve"> the carotid (if not done with the heart), the abdominal arteries and the femoral arteries.</w:t>
-      </w:r>
-    </w:p>
-    <w:p>
-      <w:pPr>
-        <w:spacing w:after="120"/>
-      </w:pPr>
-      <w:r>
-        <w:rPr>
-          <w:b w:val="0"/>
-          <w:i w:val="0"/>
-        </w:rPr>
-        <w:t>Also tested</w:t>
-      </w:r>
-    </w:p>
-    <w:p>
-      <w:pPr>
-        <w:pStyle w:val="ListBullet"/>
-        <w:spacing w:after="40"/>
-      </w:pPr>
-      <w:r>
-        <w:rPr>
-          <w:b/>
-          <w:i w:val="0"/>
-          <w:sz w:val="20"/>
-        </w:rPr>
-        <w:t>Allen test.</w:t>
-      </w:r>
-      <w:r>
-        <w:rPr>
-          <w:b w:val="0"/>
-          <w:i w:val="0"/>
-          <w:sz w:val="20"/>
-        </w:rPr>
-        <w:t xml:space="preserve"> The patient clenches the fist for thirty seconds with both arteries occluded. The fist is then opened and one artery released to watch the hand fill.</w:t>
-      </w:r>
-    </w:p>
-    <w:p>
-      <w:pPr>
-        <w:pStyle w:val="ListBullet"/>
-        <w:spacing w:after="40"/>
-      </w:pPr>
-      <w:r>
-        <w:rPr>
-          <w:b/>
-          <w:i w:val="0"/>
-          <w:sz w:val="20"/>
-        </w:rPr>
-        <w:t>Chronic venous insufficiency findings.</w:t>
-      </w:r>
-      <w:r>
-        <w:rPr>
-          <w:b w:val="0"/>
-          <w:i w:val="0"/>
-          <w:sz w:val="20"/>
-        </w:rPr>
-        <w:t xml:space="preserve"> Pain is usually none or mild, an ache or heaviness that eases with elevation. There is normal temperature and pitting edema, with hemosiderin staining, brown pigmentation, thickened skin, normal pulses, and gangrene rare or absent.</w:t>
       </w:r>
     </w:p>
     <w:p>
@@ -18044,6 +17883,25 @@
       <w:pPr>
         <w:spacing w:after="80"/>
       </w:pPr>
+    </w:p>
+    <w:p>
+      <w:pPr>
+        <w:spacing w:after="120"/>
+      </w:pPr>
+      <w:r>
+        <w:rPr>
+          <w:b/>
+          <w:i w:val="0"/>
+        </w:rPr>
+        <w:t>Chronic venous insufficiency findings.</w:t>
+      </w:r>
+      <w:r>
+        <w:rPr>
+          <w:b w:val="0"/>
+          <w:i w:val="0"/>
+        </w:rPr>
+        <w:t xml:space="preserve"> Pain is usually none or mild, an ache or heaviness that eases with elevation. There is normal temperature and pitting edema, with hemosiderin staining, brown pigmentation, thickened skin, normal pulses, and gangrene rare or absent.</w:t>
+      </w:r>
     </w:p>
     <w:tbl>
       <w:tblPr>
@@ -20646,6 +20504,25 @@
           <w:sz w:val="20"/>
         </w:rPr>
         <w:t>Repeat, releasing the radial artery, to test its patency.</w:t>
+      </w:r>
+    </w:p>
+    <w:p>
+      <w:pPr>
+        <w:spacing w:after="120"/>
+      </w:pPr>
+      <w:r>
+        <w:rPr>
+          <w:b/>
+          <w:i w:val="0"/>
+        </w:rPr>
+        <w:t>Allen test.</w:t>
+      </w:r>
+      <w:r>
+        <w:rPr>
+          <w:b w:val="0"/>
+          <w:i w:val="0"/>
+        </w:rPr>
+        <w:t xml:space="preserve"> The patient clenches the fist for thirty seconds with both arteries occluded. The fist is then opened and one artery released to watch the hand fill.</w:t>
       </w:r>
     </w:p>
     <w:tbl>
